--- a/synopsis[mini project.docx
+++ b/synopsis[mini project.docx
@@ -63,6 +63,13 @@
           <w:rFonts w:ascii="Times New Roman" w:hAnsi="Times New Roman" w:cs="Times New Roman"/>
           <w:lang w:val="en-US"/>
         </w:rPr>
+        <w:t xml:space="preserve">    </w:t>
+      </w:r>
+      <w:r>
+        <w:rPr>
+          <w:rFonts w:ascii="Times New Roman" w:hAnsi="Times New Roman" w:cs="Times New Roman"/>
+          <w:lang w:val="en-US"/>
+        </w:rPr>
         <w:t>In educational institutions, particularly colleges and universities, timely access to accurate information is critical for smooth academic operations and student success. Students often require access to essential resources such as class timetables, academic calendars, syllabus outlines, exam schedules, attendance policies, notices, faculty contact details, and other institutional updates. However, in most colleges, this information is distributed across multiple disconnected platforms such as notice boards, static websites, and scattered PDF documents. This fragmentation results in missed updates, repetitive queries to faculty, and inefficiencies in communication.</w:t>
       </w:r>
     </w:p>
@@ -80,6 +87,13 @@
           <w:rFonts w:ascii="Times New Roman" w:hAnsi="Times New Roman" w:cs="Times New Roman"/>
           <w:lang w:val="en-US"/>
         </w:rPr>
+        <w:t xml:space="preserve">    </w:t>
+      </w:r>
+      <w:r>
+        <w:rPr>
+          <w:rFonts w:ascii="Times New Roman" w:hAnsi="Times New Roman" w:cs="Times New Roman"/>
+          <w:lang w:val="en-US"/>
+        </w:rPr>
         <w:t>With the rapid advancement of Artificial Intelligence (AI), especially in Natural Language Processing (NLP), educational systems are beginning to explore smarter and more efficient ways of managing communication and data access [1]. Large Language Models (LLMs) such as OpenAI’s GPT-4 [2] and Google’s Gemini [3] have demonstrated the ability to understand natural language queries and generate contextually relevant responses, making them ideal for chatbot-based applications.</w:t>
       </w:r>
     </w:p>
@@ -97,6 +111,13 @@
           <w:rFonts w:ascii="Times New Roman" w:hAnsi="Times New Roman" w:cs="Times New Roman"/>
           <w:lang w:val="en-US"/>
         </w:rPr>
+        <w:t xml:space="preserve">    </w:t>
+      </w:r>
+      <w:r>
+        <w:rPr>
+          <w:rFonts w:ascii="Times New Roman" w:hAnsi="Times New Roman" w:cs="Times New Roman"/>
+          <w:lang w:val="en-US"/>
+        </w:rPr>
         <w:t>Chatbots, as conversational AI systems, can interact with students using natural language and deliver instant responses to academic and administrative queries. Studies indicate that chatbots in higher education improve accessibility to information, reduce workload for faculty, and enhance overall student engagement [4]. Such systems provide two-way interaction, unlike traditional portals, which usually require manual searching and offer limited interactivity.</w:t>
       </w:r>
     </w:p>
@@ -109,6 +130,13 @@
           <w:lang w:val="en-US"/>
         </w:rPr>
       </w:pPr>
+      <w:r>
+        <w:rPr>
+          <w:rFonts w:ascii="Times New Roman" w:hAnsi="Times New Roman" w:cs="Times New Roman"/>
+          <w:lang w:val="en-US"/>
+        </w:rPr>
+        <w:t xml:space="preserve">    </w:t>
+      </w:r>
       <w:r>
         <w:rPr>
           <w:rFonts w:ascii="Times New Roman" w:hAnsi="Times New Roman" w:cs="Times New Roman"/>
@@ -226,6 +254,13 @@
           <w:rFonts w:ascii="Times New Roman" w:hAnsi="Times New Roman" w:cs="Times New Roman"/>
           <w:lang w:val="en-US"/>
         </w:rPr>
+        <w:t xml:space="preserve">    </w:t>
+      </w:r>
+      <w:r>
+        <w:rPr>
+          <w:rFonts w:ascii="Times New Roman" w:hAnsi="Times New Roman" w:cs="Times New Roman"/>
+          <w:lang w:val="en-US"/>
+        </w:rPr>
         <w:t xml:space="preserve">Despite advancements in digital infrastructure, many colleges still rely on outdated methods for distributing information to students. Physical notice boards, static websites, manual announcements, and scattered PDF documents are often the primary sources of academic and administrative communication. This decentralized system leads to confusion, redundancy, and inefficiency. Students often struggle to find timely answers to simple questions such as class ... Moreover, existing college websites and ERP portals, while helpful in some areas, are often poorly maintained, lack mobile responsiveness, and are not designed for natural language interaction. These platforms generally require students to navigate through menus or use keyword searches to find specific documents or links. This can be time-consuming and frustrating, especially for new students who are unfamiliar with the system. There is an urgent need for a centralized, intelligent, and conversational interface that allows students to query academic and administrative information in real-time — without the need for manual searches or human intervention. </w:t>
       </w:r>
     </w:p>
@@ -268,6 +303,13 @@
           <w:rFonts w:ascii="Times New Roman" w:hAnsi="Times New Roman" w:cs="Times New Roman"/>
           <w:lang w:val="en-US"/>
         </w:rPr>
+        <w:t xml:space="preserve">    </w:t>
+      </w:r>
+      <w:r>
+        <w:rPr>
+          <w:rFonts w:ascii="Times New Roman" w:hAnsi="Times New Roman" w:cs="Times New Roman"/>
+          <w:lang w:val="en-US"/>
+        </w:rPr>
         <w:t xml:space="preserve">The primary objectives of this project are as follows: To develop an intelligent AI-powered chatbot that can respond to student queries in natural language. To design a responsive and intuitive frontend interface using Next.js, providing students with a smooth and interactive user experience. To build a modular routing system with dedicated pages for chat, timetable, notices, FAQs, and other important information. To integrate AI APIs (such as Google Gemini or OpenAI) for processing and generating accurate, conversational responses. To maintain a structured and updatable knowledge base that stores college-specific data like timetables, examination schedules, notices, syllabus information, and administrative procedures. To demonstrate the practical application of modern AI and web technologies in solving real-world challenges in the academic environment. To ensure the system is secure, scalable, easy to deploy (e.g. via </w:t>
       </w:r>
       <w:proofErr w:type="spellStart"/>
@@ -361,6 +403,13 @@
           <w:rFonts w:ascii="Times New Roman" w:hAnsi="Times New Roman" w:cs="Times New Roman"/>
           <w:lang w:val="en-US"/>
         </w:rPr>
+        <w:t xml:space="preserve">    </w:t>
+      </w:r>
+      <w:r>
+        <w:rPr>
+          <w:rFonts w:ascii="Times New Roman" w:hAnsi="Times New Roman" w:cs="Times New Roman"/>
+          <w:lang w:val="en-US"/>
+        </w:rPr>
         <w:t xml:space="preserve">The scope of this project is primarily focused on serving the student community within a college or university. The system will address the following domains: </w:t>
       </w:r>
     </w:p>
@@ -373,6 +422,13 @@
           <w:lang w:val="en-US"/>
         </w:rPr>
       </w:pPr>
+      <w:r>
+        <w:rPr>
+          <w:rFonts w:ascii="Times New Roman" w:hAnsi="Times New Roman" w:cs="Times New Roman"/>
+          <w:lang w:val="en-US"/>
+        </w:rPr>
+        <w:t xml:space="preserve">    </w:t>
+      </w:r>
       <w:r>
         <w:rPr>
           <w:rFonts w:ascii="Times New Roman" w:hAnsi="Times New Roman" w:cs="Times New Roman"/>
@@ -436,6 +492,13 @@
           <w:rFonts w:ascii="Times New Roman" w:hAnsi="Times New Roman" w:cs="Times New Roman"/>
           <w:lang w:val="en-US"/>
         </w:rPr>
+        <w:t xml:space="preserve">    </w:t>
+      </w:r>
+      <w:r>
+        <w:rPr>
+          <w:rFonts w:ascii="Times New Roman" w:hAnsi="Times New Roman" w:cs="Times New Roman"/>
+          <w:lang w:val="en-US"/>
+        </w:rPr>
         <w:t xml:space="preserve">Numerous studies and real-world applications have highlighted the growing role of AI and chatbots in </w:t>
       </w:r>
       <w:proofErr w:type="gramStart"/>
@@ -464,6 +527,13 @@
           <w:lang w:val="en-US"/>
         </w:rPr>
       </w:pPr>
+      <w:r>
+        <w:rPr>
+          <w:rFonts w:ascii="Times New Roman" w:hAnsi="Times New Roman" w:cs="Times New Roman"/>
+          <w:lang w:val="en-US"/>
+        </w:rPr>
+        <w:t xml:space="preserve">    </w:t>
+      </w:r>
       <w:r>
         <w:rPr>
           <w:rFonts w:ascii="Times New Roman" w:hAnsi="Times New Roman" w:cs="Times New Roman"/>
@@ -511,6 +581,13 @@
           <w:rFonts w:ascii="Times New Roman" w:hAnsi="Times New Roman" w:cs="Times New Roman"/>
           <w:lang w:val="en-US"/>
         </w:rPr>
+        <w:t xml:space="preserve">    </w:t>
+      </w:r>
+      <w:r>
+        <w:rPr>
+          <w:rFonts w:ascii="Times New Roman" w:hAnsi="Times New Roman" w:cs="Times New Roman"/>
+          <w:lang w:val="en-US"/>
+        </w:rPr>
         <w:t xml:space="preserve">Most colleges use one or more of the following methods for distributing information to students: Static college websites with downloadable PDFs for syllabus, timetable, exam dates. ERP portals (e.g., student logins) for accessing marks, attendance, and basic academic data. Email-based communication or WhatsApp groups for notices and alerts. Physical notice boards </w:t>
       </w:r>
       <w:r>
@@ -531,6 +608,13 @@
           <w:lang w:val="en-US"/>
         </w:rPr>
       </w:pPr>
+      <w:r>
+        <w:rPr>
+          <w:rFonts w:ascii="Times New Roman" w:hAnsi="Times New Roman" w:cs="Times New Roman"/>
+          <w:lang w:val="en-US"/>
+        </w:rPr>
+        <w:t xml:space="preserve">    </w:t>
+      </w:r>
       <w:r>
         <w:rPr>
           <w:rFonts w:ascii="Times New Roman" w:hAnsi="Times New Roman" w:cs="Times New Roman"/>
@@ -602,6 +686,13 @@
           <w:rFonts w:ascii="Times New Roman" w:hAnsi="Times New Roman" w:cs="Times New Roman"/>
           <w:lang w:val="en-US"/>
         </w:rPr>
+        <w:t xml:space="preserve">    </w:t>
+      </w:r>
+      <w:r>
+        <w:rPr>
+          <w:rFonts w:ascii="Times New Roman" w:hAnsi="Times New Roman" w:cs="Times New Roman"/>
+          <w:lang w:val="en-US"/>
+        </w:rPr>
         <w:t xml:space="preserve">No Personalization: Systems do not adapt to individual student needs or preferences. Poor Mobile Compatibility: Many legacy portals are not responsive and are difficult to use on phones. No AI/NLP Capabilities: Systems require specific keywords or navigation, and cannot interpret natural language. Manual Updates: Data must be uploaded or shared manually, increasing administrative workload. Inefficient Query Resolution: Students must email or visit offices for minor queries, wasting time and resources.  </w:t>
       </w:r>
     </w:p>
@@ -644,6 +735,13 @@
           <w:rFonts w:ascii="Times New Roman" w:hAnsi="Times New Roman" w:cs="Times New Roman"/>
           <w:lang w:val="en-US"/>
         </w:rPr>
+        <w:t xml:space="preserve">    </w:t>
+      </w:r>
+      <w:r>
+        <w:rPr>
+          <w:rFonts w:ascii="Times New Roman" w:hAnsi="Times New Roman" w:cs="Times New Roman"/>
+          <w:lang w:val="en-US"/>
+        </w:rPr>
         <w:t xml:space="preserve">To address these limitations, we propose a full-stack solution that integrates: A modern web frontend built using Next.js, the integration of web frameworks using Next.js with AI services ensures scalability and performance [5], known for its support of server-side rendering, routing, and fast load times. An interactive chatbot interface that allows students to type queries in plain language and get instant, AI-generated answers. A backend layer that communicates with a cloud-based AI model (via Gemini or OpenAI APIs) to process user input and return intelligent responses. </w:t>
       </w:r>
     </w:p>
@@ -656,6 +754,13 @@
           <w:lang w:val="en-US"/>
         </w:rPr>
       </w:pPr>
+      <w:r>
+        <w:rPr>
+          <w:rFonts w:ascii="Times New Roman" w:hAnsi="Times New Roman" w:cs="Times New Roman"/>
+          <w:lang w:val="en-US"/>
+        </w:rPr>
+        <w:t xml:space="preserve">    </w:t>
+      </w:r>
       <w:r>
         <w:rPr>
           <w:rFonts w:ascii="Times New Roman" w:hAnsi="Times New Roman" w:cs="Times New Roman"/>
@@ -740,6 +845,13 @@
           <w:rFonts w:ascii="Times New Roman" w:hAnsi="Times New Roman" w:cs="Times New Roman"/>
           <w:lang w:val="en-US"/>
         </w:rPr>
+        <w:t xml:space="preserve">    </w:t>
+      </w:r>
+      <w:r>
+        <w:rPr>
+          <w:rFonts w:ascii="Times New Roman" w:hAnsi="Times New Roman" w:cs="Times New Roman"/>
+          <w:lang w:val="en-US"/>
+        </w:rPr>
         <w:t>The architecture is divided into four primary layers: Frontend (Next.js): Responsible for user interface and page routing (e.g. /chat, /</w:t>
       </w:r>
       <w:proofErr w:type="spellStart"/>
@@ -830,6 +942,13 @@
           <w:rFonts w:ascii="Times New Roman" w:hAnsi="Times New Roman" w:cs="Times New Roman"/>
           <w:lang w:val="en-US"/>
         </w:rPr>
+        <w:t xml:space="preserve">    </w:t>
+      </w:r>
+      <w:r>
+        <w:rPr>
+          <w:rFonts w:ascii="Times New Roman" w:hAnsi="Times New Roman" w:cs="Times New Roman"/>
+          <w:lang w:val="en-US"/>
+        </w:rPr>
         <w:t xml:space="preserve">Chat Interface: A responsive component where students interact with the bot. Data Storage Module: Backend files or database that store static and semi-dynamic information. API Communication Layer: Logic to send and receive messages from AI APIs. Admin Panel </w:t>
       </w:r>
     </w:p>
@@ -922,6 +1041,13 @@
           <w:rFonts w:ascii="Times New Roman" w:hAnsi="Times New Roman" w:cs="Times New Roman"/>
           <w:lang w:val="en-US"/>
         </w:rPr>
+        <w:t xml:space="preserve">    </w:t>
+      </w:r>
+      <w:r>
+        <w:rPr>
+          <w:rFonts w:ascii="Times New Roman" w:hAnsi="Times New Roman" w:cs="Times New Roman"/>
+          <w:lang w:val="en-US"/>
+        </w:rPr>
         <w:t xml:space="preserve">Immediate response to common student queries. 24/7 availability with no dependency on office hours or human staff. Centralized data repository that reduces confusion. Reduction in repetitive workload for faculty/admins. Faster onboarding and better information access for new students. Scalable design that can be expanded to additional departments or institutions.  </w:t>
       </w:r>
     </w:p>
@@ -980,27 +1106,30 @@
           <w:rFonts w:ascii="Times New Roman" w:hAnsi="Times New Roman" w:cs="Times New Roman"/>
           <w:lang w:val="en-US"/>
         </w:rPr>
-        <w:t xml:space="preserve"> are Development Laptop/Desktop with Internet Hosting Platform (e.g., </w:t>
-      </w:r>
-      <w:proofErr w:type="spellStart"/>
-      <w:r>
-        <w:rPr>
-          <w:rFonts w:ascii="Times New Roman" w:hAnsi="Times New Roman" w:cs="Times New Roman"/>
-          <w:lang w:val="en-US"/>
-        </w:rPr>
-        <w:t>Vercel</w:t>
-      </w:r>
-      <w:proofErr w:type="spellEnd"/>
-      <w:r>
-        <w:rPr>
-          <w:rFonts w:ascii="Times New Roman" w:hAnsi="Times New Roman" w:cs="Times New Roman"/>
-          <w:lang w:val="en-US"/>
-        </w:rPr>
-        <w:t xml:space="preserve">)  </w:t>
+        <w:t xml:space="preserve"> are</w:t>
+      </w:r>
+      <w:r>
+        <w:rPr>
+          <w:rFonts w:ascii="Times New Roman" w:hAnsi="Times New Roman" w:cs="Times New Roman"/>
+          <w:lang w:val="en-US"/>
+        </w:rPr>
+        <w:t>:</w:t>
+      </w:r>
+      <w:r>
+        <w:rPr>
+          <w:rFonts w:ascii="Times New Roman" w:hAnsi="Times New Roman" w:cs="Times New Roman"/>
+          <w:lang w:val="en-US"/>
+        </w:rPr>
+        <w:t xml:space="preserve"> </w:t>
       </w:r>
     </w:p>
     <w:p>
       <w:pPr>
+        <w:pStyle w:val="ListParagraph"/>
+        <w:numPr>
+          <w:ilvl w:val="0"/>
+          <w:numId w:val="19"/>
+        </w:numPr>
         <w:spacing w:line="360" w:lineRule="auto"/>
         <w:jc w:val="both"/>
         <w:rPr>
@@ -1013,6 +1142,61 @@
           <w:rFonts w:ascii="Times New Roman" w:hAnsi="Times New Roman" w:cs="Times New Roman"/>
           <w:lang w:val="en-US"/>
         </w:rPr>
+        <w:t xml:space="preserve">Development Laptop/Desktop with Internet </w:t>
+      </w:r>
+    </w:p>
+    <w:p>
+      <w:pPr>
+        <w:pStyle w:val="ListParagraph"/>
+        <w:numPr>
+          <w:ilvl w:val="0"/>
+          <w:numId w:val="19"/>
+        </w:numPr>
+        <w:spacing w:line="360" w:lineRule="auto"/>
+        <w:jc w:val="both"/>
+        <w:rPr>
+          <w:rFonts w:ascii="Times New Roman" w:hAnsi="Times New Roman" w:cs="Times New Roman"/>
+          <w:lang w:val="en-US"/>
+        </w:rPr>
+      </w:pPr>
+      <w:r>
+        <w:rPr>
+          <w:rFonts w:ascii="Times New Roman" w:hAnsi="Times New Roman" w:cs="Times New Roman"/>
+          <w:lang w:val="en-US"/>
+        </w:rPr>
+        <w:t xml:space="preserve">Hosting Platform (e.g., </w:t>
+      </w:r>
+      <w:proofErr w:type="spellStart"/>
+      <w:r>
+        <w:rPr>
+          <w:rFonts w:ascii="Times New Roman" w:hAnsi="Times New Roman" w:cs="Times New Roman"/>
+          <w:lang w:val="en-US"/>
+        </w:rPr>
+        <w:t>Vercel</w:t>
+      </w:r>
+      <w:proofErr w:type="spellEnd"/>
+      <w:r>
+        <w:rPr>
+          <w:rFonts w:ascii="Times New Roman" w:hAnsi="Times New Roman" w:cs="Times New Roman"/>
+          <w:lang w:val="en-US"/>
+        </w:rPr>
+        <w:t xml:space="preserve">)  </w:t>
+      </w:r>
+    </w:p>
+    <w:p>
+      <w:pPr>
+        <w:spacing w:line="360" w:lineRule="auto"/>
+        <w:jc w:val="both"/>
+        <w:rPr>
+          <w:rFonts w:ascii="Times New Roman" w:hAnsi="Times New Roman" w:cs="Times New Roman"/>
+          <w:lang w:val="en-US"/>
+        </w:rPr>
+      </w:pPr>
+      <w:r>
+        <w:rPr>
+          <w:rFonts w:ascii="Times New Roman" w:hAnsi="Times New Roman" w:cs="Times New Roman"/>
+          <w:lang w:val="en-US"/>
+        </w:rPr>
         <w:t xml:space="preserve">The required </w:t>
       </w:r>
       <w:r>
@@ -1029,7 +1213,147 @@
           <w:rFonts w:ascii="Times New Roman" w:hAnsi="Times New Roman" w:cs="Times New Roman"/>
           <w:lang w:val="en-US"/>
         </w:rPr>
-        <w:t xml:space="preserve">are Next.js, Node.js Tailwind CSS Google Gemini or OpenAI API Firebase or JSON for data storage Visual Studio Code, Git  </w:t>
+        <w:t>are</w:t>
+      </w:r>
+      <w:r>
+        <w:rPr>
+          <w:rFonts w:ascii="Times New Roman" w:hAnsi="Times New Roman" w:cs="Times New Roman"/>
+          <w:lang w:val="en-US"/>
+        </w:rPr>
+        <w:t>:</w:t>
+      </w:r>
+    </w:p>
+    <w:p>
+      <w:pPr>
+        <w:pStyle w:val="ListParagraph"/>
+        <w:numPr>
+          <w:ilvl w:val="0"/>
+          <w:numId w:val="19"/>
+        </w:numPr>
+        <w:spacing w:line="360" w:lineRule="auto"/>
+        <w:jc w:val="both"/>
+        <w:rPr>
+          <w:rFonts w:ascii="Times New Roman" w:hAnsi="Times New Roman" w:cs="Times New Roman"/>
+          <w:lang w:val="en-US"/>
+        </w:rPr>
+      </w:pPr>
+      <w:r>
+        <w:rPr>
+          <w:rFonts w:ascii="Times New Roman" w:hAnsi="Times New Roman" w:cs="Times New Roman"/>
+          <w:lang w:val="en-US"/>
+        </w:rPr>
+        <w:t>Next.js</w:t>
+      </w:r>
+    </w:p>
+    <w:p>
+      <w:pPr>
+        <w:pStyle w:val="ListParagraph"/>
+        <w:numPr>
+          <w:ilvl w:val="0"/>
+          <w:numId w:val="19"/>
+        </w:numPr>
+        <w:spacing w:line="360" w:lineRule="auto"/>
+        <w:jc w:val="both"/>
+        <w:rPr>
+          <w:rFonts w:ascii="Times New Roman" w:hAnsi="Times New Roman" w:cs="Times New Roman"/>
+          <w:lang w:val="en-US"/>
+        </w:rPr>
+      </w:pPr>
+      <w:r>
+        <w:rPr>
+          <w:rFonts w:ascii="Times New Roman" w:hAnsi="Times New Roman" w:cs="Times New Roman"/>
+          <w:lang w:val="en-US"/>
+        </w:rPr>
+        <w:t>Node.js</w:t>
+      </w:r>
+    </w:p>
+    <w:p>
+      <w:pPr>
+        <w:pStyle w:val="ListParagraph"/>
+        <w:numPr>
+          <w:ilvl w:val="0"/>
+          <w:numId w:val="19"/>
+        </w:numPr>
+        <w:spacing w:line="360" w:lineRule="auto"/>
+        <w:jc w:val="both"/>
+        <w:rPr>
+          <w:rFonts w:ascii="Times New Roman" w:hAnsi="Times New Roman" w:cs="Times New Roman"/>
+          <w:lang w:val="en-US"/>
+        </w:rPr>
+      </w:pPr>
+      <w:r>
+        <w:rPr>
+          <w:rFonts w:ascii="Times New Roman" w:hAnsi="Times New Roman" w:cs="Times New Roman"/>
+          <w:lang w:val="en-US"/>
+        </w:rPr>
+        <w:t>Tailwind CSS</w:t>
+      </w:r>
+    </w:p>
+    <w:p>
+      <w:pPr>
+        <w:pStyle w:val="ListParagraph"/>
+        <w:numPr>
+          <w:ilvl w:val="0"/>
+          <w:numId w:val="19"/>
+        </w:numPr>
+        <w:spacing w:line="360" w:lineRule="auto"/>
+        <w:jc w:val="both"/>
+        <w:rPr>
+          <w:rFonts w:ascii="Times New Roman" w:hAnsi="Times New Roman" w:cs="Times New Roman"/>
+          <w:lang w:val="en-US"/>
+        </w:rPr>
+      </w:pPr>
+      <w:r>
+        <w:rPr>
+          <w:rFonts w:ascii="Times New Roman" w:hAnsi="Times New Roman" w:cs="Times New Roman"/>
+          <w:lang w:val="en-US"/>
+        </w:rPr>
+        <w:lastRenderedPageBreak/>
+        <w:t xml:space="preserve">Google Gemini or OpenAI API Firebase or JSON for data storage </w:t>
+      </w:r>
+    </w:p>
+    <w:p>
+      <w:pPr>
+        <w:pStyle w:val="ListParagraph"/>
+        <w:numPr>
+          <w:ilvl w:val="0"/>
+          <w:numId w:val="19"/>
+        </w:numPr>
+        <w:spacing w:line="360" w:lineRule="auto"/>
+        <w:jc w:val="both"/>
+        <w:rPr>
+          <w:rFonts w:ascii="Times New Roman" w:hAnsi="Times New Roman" w:cs="Times New Roman"/>
+          <w:lang w:val="en-US"/>
+        </w:rPr>
+      </w:pPr>
+      <w:r>
+        <w:rPr>
+          <w:rFonts w:ascii="Times New Roman" w:hAnsi="Times New Roman" w:cs="Times New Roman"/>
+          <w:lang w:val="en-US"/>
+        </w:rPr>
+        <w:t>Visual Studio Code</w:t>
+      </w:r>
+    </w:p>
+    <w:p>
+      <w:pPr>
+        <w:pStyle w:val="ListParagraph"/>
+        <w:numPr>
+          <w:ilvl w:val="0"/>
+          <w:numId w:val="19"/>
+        </w:numPr>
+        <w:spacing w:line="360" w:lineRule="auto"/>
+        <w:jc w:val="both"/>
+        <w:rPr>
+          <w:rFonts w:ascii="Times New Roman" w:hAnsi="Times New Roman" w:cs="Times New Roman"/>
+          <w:lang w:val="en-US"/>
+        </w:rPr>
+      </w:pPr>
+      <w:r>
+        <w:rPr>
+          <w:rFonts w:ascii="Times New Roman" w:hAnsi="Times New Roman" w:cs="Times New Roman"/>
+          <w:lang w:val="en-US"/>
+        </w:rPr>
+        <w:t xml:space="preserve">Git  </w:t>
       </w:r>
     </w:p>
     <w:p>
@@ -1045,11 +1369,7 @@
           <w:lang w:val="en-US"/>
         </w:rPr>
       </w:pPr>
-    </w:p>
-    <w:p>
-      <w:pPr>
-        <w:spacing w:line="360" w:lineRule="auto"/>
-        <w:jc w:val="both"/>
+      <w:r>
         <w:rPr>
           <w:rFonts w:ascii="Times New Roman" w:hAnsi="Times New Roman" w:cs="Times New Roman"/>
           <w:b/>
@@ -1058,45 +1378,6 @@
           <w:szCs w:val="28"/>
           <w:lang w:val="en-US"/>
         </w:rPr>
-      </w:pPr>
-    </w:p>
-    <w:p>
-      <w:pPr>
-        <w:spacing w:line="360" w:lineRule="auto"/>
-        <w:jc w:val="both"/>
-        <w:rPr>
-          <w:rFonts w:ascii="Times New Roman" w:hAnsi="Times New Roman" w:cs="Times New Roman"/>
-          <w:b/>
-          <w:bCs/>
-          <w:sz w:val="28"/>
-          <w:szCs w:val="28"/>
-          <w:lang w:val="en-US"/>
-        </w:rPr>
-      </w:pPr>
-    </w:p>
-    <w:p>
-      <w:pPr>
-        <w:spacing w:line="360" w:lineRule="auto"/>
-        <w:jc w:val="both"/>
-        <w:rPr>
-          <w:rFonts w:ascii="Times New Roman" w:hAnsi="Times New Roman" w:cs="Times New Roman"/>
-          <w:b/>
-          <w:bCs/>
-          <w:sz w:val="28"/>
-          <w:szCs w:val="28"/>
-          <w:lang w:val="en-US"/>
-        </w:rPr>
-      </w:pPr>
-      <w:r>
-        <w:rPr>
-          <w:rFonts w:ascii="Times New Roman" w:hAnsi="Times New Roman" w:cs="Times New Roman"/>
-          <w:b/>
-          <w:bCs/>
-          <w:sz w:val="28"/>
-          <w:szCs w:val="28"/>
-          <w:lang w:val="en-US"/>
-        </w:rPr>
-        <w:lastRenderedPageBreak/>
         <w:t xml:space="preserve">2.8 </w:t>
       </w:r>
       <w:r>
@@ -2749,6 +3030,119 @@
     </w:lvl>
   </w:abstractNum>
   <w:abstractNum w:abstractNumId="4" w15:restartNumberingAfterBreak="0">
+    <w:nsid w:val="2D7221ED"/>
+    <w:multiLevelType w:val="hybridMultilevel"/>
+    <w:tmpl w:val="D42C339E"/>
+    <w:lvl w:ilvl="0" w:tplc="40090001">
+      <w:start w:val="1"/>
+      <w:numFmt w:val="bullet"/>
+      <w:lvlText w:val=""/>
+      <w:lvlJc w:val="left"/>
+      <w:pPr>
+        <w:ind w:left="720" w:hanging="360"/>
+      </w:pPr>
+      <w:rPr>
+        <w:rFonts w:ascii="Symbol" w:hAnsi="Symbol" w:hint="default"/>
+      </w:rPr>
+    </w:lvl>
+    <w:lvl w:ilvl="1" w:tplc="40090003">
+      <w:start w:val="1"/>
+      <w:numFmt w:val="bullet"/>
+      <w:lvlText w:val="o"/>
+      <w:lvlJc w:val="left"/>
+      <w:pPr>
+        <w:ind w:left="1440" w:hanging="360"/>
+      </w:pPr>
+      <w:rPr>
+        <w:rFonts w:ascii="Courier New" w:hAnsi="Courier New" w:cs="Courier New" w:hint="default"/>
+      </w:rPr>
+    </w:lvl>
+    <w:lvl w:ilvl="2" w:tplc="40090005" w:tentative="1">
+      <w:start w:val="1"/>
+      <w:numFmt w:val="bullet"/>
+      <w:lvlText w:val=""/>
+      <w:lvlJc w:val="left"/>
+      <w:pPr>
+        <w:ind w:left="2160" w:hanging="360"/>
+      </w:pPr>
+      <w:rPr>
+        <w:rFonts w:ascii="Wingdings" w:hAnsi="Wingdings" w:hint="default"/>
+      </w:rPr>
+    </w:lvl>
+    <w:lvl w:ilvl="3" w:tplc="40090001" w:tentative="1">
+      <w:start w:val="1"/>
+      <w:numFmt w:val="bullet"/>
+      <w:lvlText w:val=""/>
+      <w:lvlJc w:val="left"/>
+      <w:pPr>
+        <w:ind w:left="2880" w:hanging="360"/>
+      </w:pPr>
+      <w:rPr>
+        <w:rFonts w:ascii="Symbol" w:hAnsi="Symbol" w:hint="default"/>
+      </w:rPr>
+    </w:lvl>
+    <w:lvl w:ilvl="4" w:tplc="40090003" w:tentative="1">
+      <w:start w:val="1"/>
+      <w:numFmt w:val="bullet"/>
+      <w:lvlText w:val="o"/>
+      <w:lvlJc w:val="left"/>
+      <w:pPr>
+        <w:ind w:left="3600" w:hanging="360"/>
+      </w:pPr>
+      <w:rPr>
+        <w:rFonts w:ascii="Courier New" w:hAnsi="Courier New" w:cs="Courier New" w:hint="default"/>
+      </w:rPr>
+    </w:lvl>
+    <w:lvl w:ilvl="5" w:tplc="40090005" w:tentative="1">
+      <w:start w:val="1"/>
+      <w:numFmt w:val="bullet"/>
+      <w:lvlText w:val=""/>
+      <w:lvlJc w:val="left"/>
+      <w:pPr>
+        <w:ind w:left="4320" w:hanging="360"/>
+      </w:pPr>
+      <w:rPr>
+        <w:rFonts w:ascii="Wingdings" w:hAnsi="Wingdings" w:hint="default"/>
+      </w:rPr>
+    </w:lvl>
+    <w:lvl w:ilvl="6" w:tplc="40090001" w:tentative="1">
+      <w:start w:val="1"/>
+      <w:numFmt w:val="bullet"/>
+      <w:lvlText w:val=""/>
+      <w:lvlJc w:val="left"/>
+      <w:pPr>
+        <w:ind w:left="5040" w:hanging="360"/>
+      </w:pPr>
+      <w:rPr>
+        <w:rFonts w:ascii="Symbol" w:hAnsi="Symbol" w:hint="default"/>
+      </w:rPr>
+    </w:lvl>
+    <w:lvl w:ilvl="7" w:tplc="40090003" w:tentative="1">
+      <w:start w:val="1"/>
+      <w:numFmt w:val="bullet"/>
+      <w:lvlText w:val="o"/>
+      <w:lvlJc w:val="left"/>
+      <w:pPr>
+        <w:ind w:left="5760" w:hanging="360"/>
+      </w:pPr>
+      <w:rPr>
+        <w:rFonts w:ascii="Courier New" w:hAnsi="Courier New" w:cs="Courier New" w:hint="default"/>
+      </w:rPr>
+    </w:lvl>
+    <w:lvl w:ilvl="8" w:tplc="40090005" w:tentative="1">
+      <w:start w:val="1"/>
+      <w:numFmt w:val="bullet"/>
+      <w:lvlText w:val=""/>
+      <w:lvlJc w:val="left"/>
+      <w:pPr>
+        <w:ind w:left="6480" w:hanging="360"/>
+      </w:pPr>
+      <w:rPr>
+        <w:rFonts w:ascii="Wingdings" w:hAnsi="Wingdings" w:hint="default"/>
+      </w:rPr>
+    </w:lvl>
+  </w:abstractNum>
+  <w:abstractNum w:abstractNumId="5" w15:restartNumberingAfterBreak="0">
     <w:nsid w:val="372E2E33"/>
     <w:multiLevelType w:val="multilevel"/>
     <w:tmpl w:val="538A3050"/>
@@ -2897,7 +3291,7 @@
       </w:rPr>
     </w:lvl>
   </w:abstractNum>
-  <w:abstractNum w:abstractNumId="5" w15:restartNumberingAfterBreak="0">
+  <w:abstractNum w:abstractNumId="6" w15:restartNumberingAfterBreak="0">
     <w:nsid w:val="3BC52911"/>
     <w:multiLevelType w:val="multilevel"/>
     <w:tmpl w:val="510CB110"/>
@@ -3046,7 +3440,7 @@
       </w:rPr>
     </w:lvl>
   </w:abstractNum>
-  <w:abstractNum w:abstractNumId="6" w15:restartNumberingAfterBreak="0">
+  <w:abstractNum w:abstractNumId="7" w15:restartNumberingAfterBreak="0">
     <w:nsid w:val="4076412A"/>
     <w:multiLevelType w:val="multilevel"/>
     <w:tmpl w:val="45BCC530"/>
@@ -3195,7 +3589,7 @@
       </w:rPr>
     </w:lvl>
   </w:abstractNum>
-  <w:abstractNum w:abstractNumId="7" w15:restartNumberingAfterBreak="0">
+  <w:abstractNum w:abstractNumId="8" w15:restartNumberingAfterBreak="0">
     <w:nsid w:val="4D1C7B00"/>
     <w:multiLevelType w:val="multilevel"/>
     <w:tmpl w:val="E9D67D90"/>
@@ -3344,7 +3738,7 @@
       </w:rPr>
     </w:lvl>
   </w:abstractNum>
-  <w:abstractNum w:abstractNumId="8" w15:restartNumberingAfterBreak="0">
+  <w:abstractNum w:abstractNumId="9" w15:restartNumberingAfterBreak="0">
     <w:nsid w:val="582F4756"/>
     <w:multiLevelType w:val="multilevel"/>
     <w:tmpl w:val="E7428810"/>
@@ -3493,7 +3887,7 @@
       </w:rPr>
     </w:lvl>
   </w:abstractNum>
-  <w:abstractNum w:abstractNumId="9" w15:restartNumberingAfterBreak="0">
+  <w:abstractNum w:abstractNumId="10" w15:restartNumberingAfterBreak="0">
     <w:nsid w:val="5BDE2EDF"/>
     <w:multiLevelType w:val="multilevel"/>
     <w:tmpl w:val="D0443F36"/>
@@ -3642,7 +4036,7 @@
       </w:rPr>
     </w:lvl>
   </w:abstractNum>
-  <w:abstractNum w:abstractNumId="10" w15:restartNumberingAfterBreak="0">
+  <w:abstractNum w:abstractNumId="11" w15:restartNumberingAfterBreak="0">
     <w:nsid w:val="5C476497"/>
     <w:multiLevelType w:val="multilevel"/>
     <w:tmpl w:val="84F2B6D0"/>
@@ -3791,7 +4185,7 @@
       </w:rPr>
     </w:lvl>
   </w:abstractNum>
-  <w:abstractNum w:abstractNumId="11" w15:restartNumberingAfterBreak="0">
+  <w:abstractNum w:abstractNumId="12" w15:restartNumberingAfterBreak="0">
     <w:nsid w:val="5CEE5F91"/>
     <w:multiLevelType w:val="multilevel"/>
     <w:tmpl w:val="FBCA06FE"/>
@@ -3940,7 +4334,7 @@
       </w:rPr>
     </w:lvl>
   </w:abstractNum>
-  <w:abstractNum w:abstractNumId="12" w15:restartNumberingAfterBreak="0">
+  <w:abstractNum w:abstractNumId="13" w15:restartNumberingAfterBreak="0">
     <w:nsid w:val="5D0D1586"/>
     <w:multiLevelType w:val="multilevel"/>
     <w:tmpl w:val="CE68E22A"/>
@@ -4089,7 +4483,7 @@
       </w:rPr>
     </w:lvl>
   </w:abstractNum>
-  <w:abstractNum w:abstractNumId="13" w15:restartNumberingAfterBreak="0">
+  <w:abstractNum w:abstractNumId="14" w15:restartNumberingAfterBreak="0">
     <w:nsid w:val="5DE27F3B"/>
     <w:multiLevelType w:val="multilevel"/>
     <w:tmpl w:val="7824605E"/>
@@ -4238,7 +4632,7 @@
       </w:rPr>
     </w:lvl>
   </w:abstractNum>
-  <w:abstractNum w:abstractNumId="14" w15:restartNumberingAfterBreak="0">
+  <w:abstractNum w:abstractNumId="15" w15:restartNumberingAfterBreak="0">
     <w:nsid w:val="647C3FB1"/>
     <w:multiLevelType w:val="multilevel"/>
     <w:tmpl w:val="34702392"/>
@@ -4351,7 +4745,7 @@
       </w:rPr>
     </w:lvl>
   </w:abstractNum>
-  <w:abstractNum w:abstractNumId="15" w15:restartNumberingAfterBreak="0">
+  <w:abstractNum w:abstractNumId="16" w15:restartNumberingAfterBreak="0">
     <w:nsid w:val="678F3296"/>
     <w:multiLevelType w:val="multilevel"/>
     <w:tmpl w:val="C706E1D6"/>
@@ -4500,7 +4894,7 @@
       </w:rPr>
     </w:lvl>
   </w:abstractNum>
-  <w:abstractNum w:abstractNumId="16" w15:restartNumberingAfterBreak="0">
+  <w:abstractNum w:abstractNumId="17" w15:restartNumberingAfterBreak="0">
     <w:nsid w:val="71FC25DB"/>
     <w:multiLevelType w:val="multilevel"/>
     <w:tmpl w:val="01C68492"/>
@@ -4649,7 +5043,7 @@
       </w:rPr>
     </w:lvl>
   </w:abstractNum>
-  <w:abstractNum w:abstractNumId="17" w15:restartNumberingAfterBreak="0">
+  <w:abstractNum w:abstractNumId="18" w15:restartNumberingAfterBreak="0">
     <w:nsid w:val="7DA44C29"/>
     <w:multiLevelType w:val="multilevel"/>
     <w:tmpl w:val="F182B1E8"/>
@@ -4802,64 +5196,58 @@
     <w:abstractNumId w:val="1"/>
   </w:num>
   <w:num w:numId="2" w16cid:durableId="807666489">
-    <w:abstractNumId w:val="8"/>
+    <w:abstractNumId w:val="9"/>
   </w:num>
   <w:num w:numId="3" w16cid:durableId="1007058060">
-    <w:abstractNumId w:val="9"/>
+    <w:abstractNumId w:val="10"/>
   </w:num>
   <w:num w:numId="4" w16cid:durableId="2094624938">
-    <w:abstractNumId w:val="10"/>
+    <w:abstractNumId w:val="11"/>
   </w:num>
   <w:num w:numId="5" w16cid:durableId="2139106788">
     <w:abstractNumId w:val="0"/>
   </w:num>
   <w:num w:numId="6" w16cid:durableId="789011937">
-    <w:abstractNumId w:val="5"/>
+    <w:abstractNumId w:val="6"/>
   </w:num>
   <w:num w:numId="7" w16cid:durableId="2117747847">
-    <w:abstractNumId w:val="12"/>
+    <w:abstractNumId w:val="13"/>
   </w:num>
   <w:num w:numId="8" w16cid:durableId="2015642972">
-    <w:abstractNumId w:val="4"/>
+    <w:abstractNumId w:val="5"/>
   </w:num>
   <w:num w:numId="9" w16cid:durableId="1345521790">
     <w:abstractNumId w:val="3"/>
   </w:num>
   <w:num w:numId="10" w16cid:durableId="1433667927">
+    <w:abstractNumId w:val="18"/>
+  </w:num>
+  <w:num w:numId="11" w16cid:durableId="791556284">
     <w:abstractNumId w:val="17"/>
   </w:num>
-  <w:num w:numId="11" w16cid:durableId="791556284">
+  <w:num w:numId="12" w16cid:durableId="694498019">
     <w:abstractNumId w:val="16"/>
   </w:num>
-  <w:num w:numId="12" w16cid:durableId="694498019">
-    <w:abstractNumId w:val="15"/>
-  </w:num>
   <w:num w:numId="13" w16cid:durableId="1015762584">
-    <w:abstractNumId w:val="11"/>
+    <w:abstractNumId w:val="12"/>
   </w:num>
   <w:num w:numId="14" w16cid:durableId="831220590">
-    <w:abstractNumId w:val="13"/>
+    <w:abstractNumId w:val="14"/>
   </w:num>
   <w:num w:numId="15" w16cid:durableId="5713694">
-    <w:abstractNumId w:val="14"/>
+    <w:abstractNumId w:val="15"/>
   </w:num>
   <w:num w:numId="16" w16cid:durableId="1810436548">
     <w:abstractNumId w:val="2"/>
   </w:num>
   <w:num w:numId="17" w16cid:durableId="775564394">
+    <w:abstractNumId w:val="8"/>
+  </w:num>
+  <w:num w:numId="18" w16cid:durableId="1777872499">
     <w:abstractNumId w:val="7"/>
   </w:num>
-  <w:num w:numId="18" w16cid:durableId="1777872499">
-    <w:abstractNumId w:val="6"/>
-    <w:lvlOverride w:ilvl="0"/>
-    <w:lvlOverride w:ilvl="1"/>
-    <w:lvlOverride w:ilvl="2"/>
-    <w:lvlOverride w:ilvl="3"/>
-    <w:lvlOverride w:ilvl="4"/>
-    <w:lvlOverride w:ilvl="5"/>
-    <w:lvlOverride w:ilvl="6"/>
-    <w:lvlOverride w:ilvl="7"/>
-    <w:lvlOverride w:ilvl="8"/>
+  <w:num w:numId="19" w16cid:durableId="1861628591">
+    <w:abstractNumId w:val="4"/>
   </w:num>
 </w:numbering>
 </file>
@@ -5466,6 +5854,7 @@
   <w:style w:type="character" w:default="1" w:styleId="DefaultParagraphFont">
     <w:name w:val="Default Paragraph Font"/>
     <w:uiPriority w:val="1"/>
+    <w:semiHidden/>
     <w:unhideWhenUsed/>
   </w:style>
   <w:style w:type="table" w:default="1" w:styleId="TableNormal">
